--- a/pr-preview/pr-361/prediction-handout.docx
+++ b/pr-preview/pr-361/prediction-handout.docx
@@ -15,7 +15,7 @@
         <w:pStyle w:val="Date"/>
       </w:pPr>
       <w:r>
-        <w:t xml:space="preserve">Last modified: 2026-10-19 00:33:21 (PDT)</w:t>
+        <w:t xml:space="preserve">Last modified: 2026-10-19 09:40:54 (PDT)</w:t>
       </w:r>
     </w:p>
     <w:bookmarkStart w:id="26" w:name="sec-predictions"/>
@@ -1332,12 +1332,6 @@
         </w:r>
       </w:hyperlink>
       <w:r>
-        <w:t xml:space="preserve"> </w:t>
-      </w:r>
-      <w:r>
-        <w:t xml:space="preserve">[2]</w:t>
-      </w:r>
-      <w:r>
         <w:t xml:space="preserve">:</w:t>
       </w:r>
     </w:p>
@@ -4238,12 +4232,6 @@
         </w:r>
       </w:hyperlink>
       <w:r>
-        <w:t xml:space="preserve"> </w:t>
-      </w:r>
-      <w:r>
-        <w:t xml:space="preserve">[4]</w:t>
-      </w:r>
-      <w:r>
         <w:t xml:space="preserve">:</w:t>
       </w:r>
     </w:p>
@@ -4507,9 +4495,9 @@
         <w:pStyle w:val="BodyText"/>
       </w:pPr>
       <w:r>
-        <w:t xml:space="preserve">$$\operatorname{sMSE}\mathopen{}\left(\hat y\right)\mathclose{} = \frac{1}{n} \text{RSS}(\hat{\mathord{\smash[b]{\underset{\raise.3ex\hbox{$\scriptstyle\sim$}}{\theta}}\vphantom{\theta}}}),
+        <w:t xml:space="preserve">$${\operatorname{sMSE}\mathopen{}\left(\hat y\right)\mathclose{}} = \frac{1}{n} \text{RSS}(\hat{\mathord{\smash[b]{\underset{\raise.3ex\hbox{$\scriptstyle\sim$}}{\theta}}\vphantom{\theta}}}),
     \qquad
-    \text{RSS}(\hat{\mathord{\smash[b]{\underset{\raise.3ex\hbox{$\scriptstyle\sim$}}{\theta}}\vphantom{\theta}}}) = n \, \operatorname{sMSE}\mathopen{}\left(\hat y\right)\mathclose{}.$$</w:t>
+    \text{RSS}(\hat{\mathord{\smash[b]{\underset{\raise.3ex\hbox{$\scriptstyle\sim$}}{\theta}}\vphantom{\theta}}}) = n \, {\operatorname{sMSE}\mathopen{}\left(\hat y\right)\mathclose{}}.$$</w:t>
       </w:r>
     </w:p>
     <w:bookmarkEnd w:id="31"/>
